--- a/AT/BridgeHammocks.docx
+++ b/AT/BridgeHammocks.docx
@@ -193,7 +193,11 @@
         <w:t xml:space="preserve"> gear – aluminum bride hammock end ($</w:t>
       </w:r>
       <w:r>
-        <w:t>12 for 4)</w:t>
+        <w:t>12 for 4</w:t>
+      </w:r>
+      <w:proofErr w:type="gramStart"/>
+      <w:r>
+        <w:t>)</w:t>
       </w:r>
       <w:r>
         <w:t xml:space="preserve">  </w:t>
@@ -207,6 +211,7 @@
         </w:rPr>
         <w:t>Purchase</w:t>
       </w:r>
+      <w:proofErr w:type="gramEnd"/>
     </w:p>
     <w:p/>
     <w:p/>
@@ -269,7 +274,15 @@
         <w:t xml:space="preserve"> are inside the seam (not showing)</w:t>
       </w:r>
       <w:r>
-        <w:t>. Then open up and sew the flap flat</w:t>
+        <w:t xml:space="preserve">. Then </w:t>
+      </w:r>
+      <w:proofErr w:type="gramStart"/>
+      <w:r>
+        <w:t>open up</w:t>
+      </w:r>
+      <w:proofErr w:type="gramEnd"/>
+      <w:r>
+        <w:t xml:space="preserve"> and sew the flap flat</w:t>
       </w:r>
       <w:r>
         <w:t xml:space="preserve"> to outside of material</w:t>
@@ -516,12 +529,101 @@
       </w:r>
       <w:proofErr w:type="spellEnd"/>
       <w:r>
-        <w:t xml:space="preserve"> in side channels</w:t>
-      </w:r>
-    </w:p>
+        <w:t xml:space="preserve"> </w:t>
+      </w:r>
+      <w:proofErr w:type="gramStart"/>
+      <w:r>
+        <w:t>in side</w:t>
+      </w:r>
+      <w:proofErr w:type="gramEnd"/>
+      <w:r>
+        <w:t xml:space="preserve"> channels</w:t>
+      </w:r>
+    </w:p>
+    <w:p/>
+    <w:p>
+      <w:r>
+        <w:lastRenderedPageBreak/>
+        <w:drawing>
+          <wp:inline distT="0" distB="0" distL="0" distR="0" wp14:anchorId="517B65B2" wp14:editId="7EABEA1D">
+            <wp:extent cx="6115050" cy="5037455"/>
+            <wp:effectExtent l="0" t="0" r="0" b="0"/>
+            <wp:docPr id="1455922091" name="Picture 1"/>
+            <wp:cNvGraphicFramePr>
+              <a:graphicFrameLocks xmlns:a="http://schemas.openxmlformats.org/drawingml/2006/main" noChangeAspect="1"/>
+            </wp:cNvGraphicFramePr>
+            <a:graphic xmlns:a="http://schemas.openxmlformats.org/drawingml/2006/main">
+              <a:graphicData uri="http://schemas.openxmlformats.org/drawingml/2006/picture">
+                <pic:pic xmlns:pic="http://schemas.openxmlformats.org/drawingml/2006/picture">
+                  <pic:nvPicPr>
+                    <pic:cNvPr id="1455922091" name=""/>
+                    <pic:cNvPicPr/>
+                  </pic:nvPicPr>
+                  <pic:blipFill>
+                    <a:blip r:embed="rId7"/>
+                    <a:stretch>
+                      <a:fillRect/>
+                    </a:stretch>
+                  </pic:blipFill>
+                  <pic:spPr>
+                    <a:xfrm>
+                      <a:off x="0" y="0"/>
+                      <a:ext cx="6115050" cy="5037455"/>
+                    </a:xfrm>
+                    <a:prstGeom prst="rect">
+                      <a:avLst/>
+                    </a:prstGeom>
+                  </pic:spPr>
+                </pic:pic>
+              </a:graphicData>
+            </a:graphic>
+          </wp:inline>
+        </w:drawing>
+      </w:r>
+    </w:p>
+    <w:p>
+      <w:r>
+        <w:drawing>
+          <wp:inline distT="0" distB="0" distL="0" distR="0" wp14:anchorId="0918E3D5" wp14:editId="2A52CB19">
+            <wp:extent cx="4829175" cy="3662751"/>
+            <wp:effectExtent l="0" t="0" r="0" b="8255"/>
+            <wp:docPr id="563509962" name="Picture 1"/>
+            <wp:cNvGraphicFramePr>
+              <a:graphicFrameLocks xmlns:a="http://schemas.openxmlformats.org/drawingml/2006/main" noChangeAspect="1"/>
+            </wp:cNvGraphicFramePr>
+            <a:graphic xmlns:a="http://schemas.openxmlformats.org/drawingml/2006/main">
+              <a:graphicData uri="http://schemas.openxmlformats.org/drawingml/2006/picture">
+                <pic:pic xmlns:pic="http://schemas.openxmlformats.org/drawingml/2006/picture">
+                  <pic:nvPicPr>
+                    <pic:cNvPr id="563509962" name=""/>
+                    <pic:cNvPicPr/>
+                  </pic:nvPicPr>
+                  <pic:blipFill>
+                    <a:blip r:embed="rId8"/>
+                    <a:stretch>
+                      <a:fillRect/>
+                    </a:stretch>
+                  </pic:blipFill>
+                  <pic:spPr>
+                    <a:xfrm>
+                      <a:off x="0" y="0"/>
+                      <a:ext cx="4829175" cy="3662751"/>
+                    </a:xfrm>
+                    <a:prstGeom prst="rect">
+                      <a:avLst/>
+                    </a:prstGeom>
+                  </pic:spPr>
+                </pic:pic>
+              </a:graphicData>
+            </a:graphic>
+          </wp:inline>
+        </w:drawing>
+      </w:r>
+    </w:p>
+    <w:p/>
     <w:sectPr>
       <w:pgSz w:w="12240" w:h="15840"/>
-      <w:pgMar w:top="900" w:right="1170" w:bottom="900" w:left="1440" w:header="720" w:footer="720" w:gutter="0"/>
+      <w:pgMar w:top="907" w:right="1008" w:bottom="907" w:left="1008" w:header="720" w:footer="720" w:gutter="0"/>
       <w:cols w:space="720"/>
       <w:docGrid w:linePitch="360"/>
     </w:sectPr>
